--- a/reports/SecureBank-Stage1-Completion-Report.docx
+++ b/reports/SecureBank-Stage1-Completion-Report.docx
@@ -146,22 +146,25 @@
     <w:p>
       <w:pPr/>
       <w:r>
-        <w:t xml:space="preserve">The stage is verified: a 18-test unit suite, a formal integration test that</w:t>
-      </w:r>
-    </w:p>
-    <w:p>
-      <w:pPr/>
-      <w:r>
-        <w:t xml:space="preserve">proves </w:t>
-      </w:r>
-      <w:r>
-        <w:rPr>
-          <w:b/>
-        </w:rPr>
-        <w:t xml:space="preserve">Stage 1 can observe traffic generated by Stage 2</w:t>
-      </w:r>
-      <w:r>
-        <w:t xml:space="preserve">, and a machine-output</w:t>
+        <w:t xml:space="preserve">The stage is verified: a 25-test unit suite (including a schema validator for</w:t>
+      </w:r>
+    </w:p>
+    <w:p>
+      <w:pPr/>
+      <w:r>
+        <w:t xml:space="preserve">the SIEM ingestion gate), a formal integration test that proves **Stage 1 can</w:t>
+      </w:r>
+    </w:p>
+    <w:p>
+      <w:pPr/>
+      <w:r>
+        <w:t xml:space="preserve">observe traffic generated by Stage 2** (with a visibility acceptance check:</w:t>
+      </w:r>
+    </w:p>
+    <w:p>
+      <w:pPr/>
+      <w:r>
+        <w:t xml:space="preserve">cross-host SSH + HTTP flows, not just ARP/broadcast), and a machine-output</w:t>
       </w:r>
     </w:p>
     <w:p>
@@ -627,10 +630,10 @@
           <w:rFonts w:ascii="Consolas" w:hAnsi="Consolas"/>
           <w:shd w:val="clear" w:fill="F2F2F2"/>
         </w:rPr>
-        <w:t xml:space="preserve">traffic-report/1.0</w:t>
-      </w:r>
-      <w:r>
-        <w:t xml:space="preserve">)</w:t>
+        <w:t xml:space="preserve">traffic-report/1.1</w:t>
+      </w:r>
+      <w:r>
+        <w:t xml:space="preserve">, additive from 1.0)</w:t>
       </w:r>
     </w:p>
     <w:p>
@@ -755,7 +758,7 @@
                 <w:rFonts w:ascii="Consolas" w:hAnsi="Consolas"/>
                 <w:shd w:val="clear" w:fill="F2F2F2"/>
               </w:rPr>
-              <w:t xml:space="preserve">"traffic-report/1.0"</w:t>
+              <w:t xml:space="preserve">"traffic-report/1.1"</w:t>
             </w:r>
             <w:r>
               <w:t xml:space="preserve"> — bump on any semantic change</w:t>
@@ -777,6 +780,61 @@
                 <w:rFonts w:ascii="Consolas" w:hAnsi="Consolas"/>
                 <w:shd w:val="clear" w:fill="F2F2F2"/>
               </w:rPr>
+              <w:t xml:space="preserve">report_id</w:t>
+            </w:r>
+          </w:p>
+        </w:tc>
+        <w:tc>
+          <w:tcPr>
+            <w:tcW w:w="0" w:type="auto"/>
+          </w:tcPr>
+          <w:p>
+            <w:pPr>
+              <w:spacing w:after="0"/>
+            </w:pPr>
+            <w:r>
+              <w:t xml:space="preserve">string</w:t>
+            </w:r>
+          </w:p>
+        </w:tc>
+        <w:tc>
+          <w:tcPr>
+            <w:tcW w:w="0" w:type="auto"/>
+          </w:tcPr>
+          <w:p>
+            <w:pPr>
+              <w:spacing w:after="0"/>
+            </w:pPr>
+            <w:r>
+              <w:t xml:space="preserve">stable unique ID </w:t>
+            </w:r>
+            <w:r>
+              <w:rPr>
+                <w:rFonts w:ascii="Consolas" w:hAnsi="Consolas"/>
+                <w:shd w:val="clear" w:fill="F2F2F2"/>
+              </w:rPr>
+              <w:t xml:space="preserve">sb-tr-&lt;UTCstamp&gt;-&lt;8hex&gt;</w:t>
+            </w:r>
+            <w:r>
+              <w:t xml:space="preserve"> — SIEM correlation + de-duplication</w:t>
+            </w:r>
+          </w:p>
+        </w:tc>
+      </w:tr>
+      <w:tr>
+        <w:tc>
+          <w:tcPr>
+            <w:tcW w:w="0" w:type="auto"/>
+          </w:tcPr>
+          <w:p>
+            <w:pPr>
+              <w:spacing w:after="0"/>
+            </w:pPr>
+            <w:r>
+              <w:rPr>
+                <w:rFonts w:ascii="Consolas" w:hAnsi="Consolas"/>
+                <w:shd w:val="clear" w:fill="F2F2F2"/>
+              </w:rPr>
               <w:t xml:space="preserve">generated_at</w:t>
             </w:r>
           </w:p>
@@ -832,6 +890,139 @@
                 <w:rFonts w:ascii="Consolas" w:hAnsi="Consolas"/>
                 <w:shd w:val="clear" w:fill="F2F2F2"/>
               </w:rPr>
+              <w:t xml:space="preserve">sensor</w:t>
+            </w:r>
+          </w:p>
+        </w:tc>
+        <w:tc>
+          <w:tcPr>
+            <w:tcW w:w="0" w:type="auto"/>
+          </w:tcPr>
+          <w:p>
+            <w:pPr>
+              <w:spacing w:after="0"/>
+            </w:pPr>
+            <w:r>
+              <w:t xml:space="preserve">string</w:t>
+            </w:r>
+          </w:p>
+        </w:tc>
+        <w:tc>
+          <w:tcPr>
+            <w:tcW w:w="0" w:type="auto"/>
+          </w:tcPr>
+          <w:p>
+            <w:pPr>
+              <w:spacing w:after="0"/>
+            </w:pPr>
+            <w:r>
+              <w:t xml:space="preserve">hostname of the capturing sensor (</w:t>
+            </w:r>
+            <w:r>
+              <w:rPr>
+                <w:rFonts w:ascii="Consolas" w:hAnsi="Consolas"/>
+                <w:shd w:val="clear" w:fill="F2F2F2"/>
+              </w:rPr>
+              <w:t xml:space="preserve">--sensor</w:t>
+            </w:r>
+            <w:r>
+              <w:t xml:space="preserve"> overrides)</w:t>
+            </w:r>
+          </w:p>
+        </w:tc>
+      </w:tr>
+      <w:tr>
+        <w:tc>
+          <w:tcPr>
+            <w:tcW w:w="0" w:type="auto"/>
+          </w:tcPr>
+          <w:p>
+            <w:pPr>
+              <w:spacing w:after="0"/>
+            </w:pPr>
+            <w:r>
+              <w:rPr>
+                <w:rFonts w:ascii="Consolas" w:hAnsi="Consolas"/>
+                <w:shd w:val="clear" w:fill="F2F2F2"/>
+              </w:rPr>
+              <w:t xml:space="preserve">capture_start</w:t>
+            </w:r>
+            <w:r>
+              <w:t xml:space="preserve"> / </w:t>
+            </w:r>
+            <w:r>
+              <w:rPr>
+                <w:rFonts w:ascii="Consolas" w:hAnsi="Consolas"/>
+                <w:shd w:val="clear" w:fill="F2F2F2"/>
+              </w:rPr>
+              <w:t xml:space="preserve">capture_end</w:t>
+            </w:r>
+          </w:p>
+        </w:tc>
+        <w:tc>
+          <w:tcPr>
+            <w:tcW w:w="0" w:type="auto"/>
+          </w:tcPr>
+          <w:p>
+            <w:pPr>
+              <w:spacing w:after="0"/>
+            </w:pPr>
+            <w:r>
+              <w:t xml:space="preserve">string \</w:t>
+            </w:r>
+          </w:p>
+        </w:tc>
+        <w:tc>
+          <w:tcPr>
+            <w:tcW w:w="0" w:type="auto"/>
+          </w:tcPr>
+          <w:p>
+            <w:pPr>
+              <w:spacing w:after="0"/>
+            </w:pPr>
+            <w:r>
+              <w:t xml:space="preserve">null</w:t>
+            </w:r>
+          </w:p>
+        </w:tc>
+        <w:tc>
+          <w:tcPr>
+            <w:tcW w:w="0" w:type="auto"/>
+          </w:tcPr>
+          <w:p>
+            <w:pPr>
+              <w:spacing w:after="0"/>
+            </w:pPr>
+            <w:r>
+              <w:t xml:space="preserve">first/last packet seen (UTC ISO-8601); </w:t>
+            </w:r>
+            <w:r>
+              <w:rPr>
+                <w:rFonts w:ascii="Consolas" w:hAnsi="Consolas"/>
+                <w:shd w:val="clear" w:fill="F2F2F2"/>
+              </w:rPr>
+              <w:t xml:space="preserve">null</w:t>
+            </w:r>
+            <w:r>
+              <w:t xml:space="preserve"> on an empty capture; PCAP replay reports the original window</w:t>
+            </w:r>
+          </w:p>
+        </w:tc>
+      </w:tr>
+      <w:tr>
+        <w:tc>
+          <w:tcPr>
+            <w:tcW w:w="0" w:type="auto"/>
+          </w:tcPr>
+          <w:p>
+            <w:pPr>
+              <w:spacing w:after="0"/>
+            </w:pPr>
+            <w:r>
+              <w:rPr>
+                <w:rFonts w:ascii="Consolas" w:hAnsi="Consolas"/>
+                <w:shd w:val="clear" w:fill="F2F2F2"/>
+              </w:rPr>
               <w:t xml:space="preserve">packets</w:t>
             </w:r>
           </w:p>
@@ -1254,6 +1445,37 @@
         </w:tc>
       </w:tr>
     </w:tbl>
+    <w:p>
+      <w:pPr/>
+      <w:r>
+        <w:rPr>
+          <w:b/>
+        </w:rPr>
+        <w:t xml:space="preserve">Ingestion gate:</w:t>
+      </w:r>
+      <w:r>
+        <w:t xml:space="preserve"> every report must pass </w:t>
+      </w:r>
+      <w:r>
+        <w:rPr>
+          <w:rFonts w:ascii="Consolas" w:hAnsi="Consolas"/>
+          <w:shd w:val="clear" w:fill="F2F2F2"/>
+        </w:rPr>
+        <w:t xml:space="preserve">Project/outputs/validate_report.py</w:t>
+      </w:r>
+    </w:p>
+    <w:p>
+      <w:pPr/>
+      <w:r>
+        <w:t xml:space="preserve">(accepts 1.0 and 1.1) before Stage 7 consumes it — enforced by the unit suite</w:t>
+      </w:r>
+    </w:p>
+    <w:p>
+      <w:pPr/>
+      <w:r>
+        <w:t xml:space="preserve">and the integration test on every run.</w:t>
+      </w:r>
+    </w:p>
     <w:p>
       <w:pPr>
         <w:pStyle w:val="Heading2"/>
@@ -2001,6 +2223,38 @@
                 <w:rFonts w:ascii="Consolas" w:hAnsi="Consolas"/>
                 <w:shd w:val="clear" w:fill="F2F2F2"/>
               </w:rPr>
+              <w:t xml:space="preserve">--sensor NAME</w:t>
+            </w:r>
+          </w:p>
+        </w:tc>
+        <w:tc>
+          <w:tcPr>
+            <w:tcW w:w="0" w:type="auto"/>
+          </w:tcPr>
+          <w:p>
+            <w:pPr>
+              <w:spacing w:after="0"/>
+            </w:pPr>
+            <w:r>
+              <w:t xml:space="preserve">sensor name recorded in the report (default: hostname)</w:t>
+            </w:r>
+          </w:p>
+        </w:tc>
+      </w:tr>
+      <w:tr>
+        <w:tc>
+          <w:tcPr>
+            <w:tcW w:w="0" w:type="auto"/>
+          </w:tcPr>
+          <w:p>
+            <w:pPr>
+              <w:spacing w:after="0"/>
+            </w:pPr>
+            <w:r>
+              <w:rPr>
+                <w:rFonts w:ascii="Consolas" w:hAnsi="Consolas"/>
+                <w:shd w:val="clear" w:fill="F2F2F2"/>
+              </w:rPr>
               <w:t xml:space="preserve">--syn-flood-min N</w:t>
             </w:r>
           </w:p>
@@ -2111,25 +2365,25 @@
         <w:t xml:space="preserve">tests/test_analyzer.py</w:t>
       </w:r>
       <w:r>
-        <w:t xml:space="preserve"> (18 pytest cases):</w:t>
-      </w:r>
-    </w:p>
-    <w:p>
-      <w:pPr/>
-      <w:r>
-        <w:t xml:space="preserve">empty capture, JSON round-trip validity, protocol classification (IPv4/IPv6,</w:t>
-      </w:r>
-    </w:p>
-    <w:p>
-      <w:pPr/>
-      <w:r>
-        <w:t xml:space="preserve">TCP/UDP/DNS/ICMP/ARP), structured flows, malformed-packet counting + pcap-loop</w:t>
-      </w:r>
-    </w:p>
-    <w:p>
-      <w:pPr/>
-      <w:r>
-        <w:t xml:space="preserve">survival, PCAP replay through </w:t>
+        <w:t xml:space="preserve"> (25 pytest cases):</w:t>
+      </w:r>
+    </w:p>
+    <w:p>
+      <w:pPr/>
+      <w:r>
+        <w:t xml:space="preserve">empty capture (schema + null capture window), JSON round-trip validity,</w:t>
+      </w:r>
+    </w:p>
+    <w:p>
+      <w:pPr/>
+      <w:r>
+        <w:t xml:space="preserve">protocol classification (IPv4/IPv6, TCP/UDP/DNS/ICMP/ARP), structured flows,</w:t>
+      </w:r>
+    </w:p>
+    <w:p>
+      <w:pPr/>
+      <w:r>
+        <w:t xml:space="preserve">malformed-packet counting + pcap-loop survival, PCAP replay through </w:t>
       </w:r>
       <w:r>
         <w:rPr>
@@ -2139,19 +2393,19 @@
         <w:t xml:space="preserve">main()</w:t>
       </w:r>
       <w:r>
-        <w:t xml:space="preserve">, BPF argument validation, all three</w:t>
-      </w:r>
-    </w:p>
-    <w:p>
-      <w:pPr/>
-      <w:r>
-        <w:t xml:space="preserve">detection rules (+ thresholds configurable, + normal-traffic silence), and</w:t>
-      </w:r>
-    </w:p>
-    <w:p>
-      <w:pPr/>
-      <w:r>
-        <w:t xml:space="preserve">three </w:t>
+        <w:t xml:space="preserve">,</w:t>
+      </w:r>
+    </w:p>
+    <w:p>
+      <w:pPr/>
+      <w:r>
+        <w:t xml:space="preserve">BPF argument validation, all three detection rules (+ thresholds configurable,</w:t>
+      </w:r>
+    </w:p>
+    <w:p>
+      <w:pPr/>
+      <w:r>
+        <w:t xml:space="preserve">+ normal-traffic silence), three </w:t>
       </w:r>
       <w:r>
         <w:rPr>
@@ -2161,11 +2415,14 @@
         <w:t xml:space="preserve">--json-only</w:t>
       </w:r>
       <w:r>
-        <w:t xml:space="preserve"> contract tests (stdout is pure JSON; clean stdout with</w:t>
-      </w:r>
-    </w:p>
-    <w:p>
-      <w:pPr/>
+        <w:t xml:space="preserve"> contract tests (stdout is pure</w:t>
+      </w:r>
+    </w:p>
+    <w:p>
+      <w:pPr/>
+      <w:r>
+        <w:t xml:space="preserve">JSON; clean stdout with </w:t>
+      </w:r>
       <w:r>
         <w:rPr>
           <w:rFonts w:ascii="Consolas" w:hAnsi="Consolas"/>
@@ -2184,66 +2441,144 @@
         <w:t xml:space="preserve">--show-packets</w:t>
       </w:r>
       <w:r>
-        <w:t xml:space="preserve"> rejected).</w:t>
-      </w:r>
-    </w:p>
-    <w:p>
-      <w:pPr/>
-      <w:r>
-        <w:rPr>
-          <w:b/>
-        </w:rPr>
-        <w:t xml:space="preserve">Runtime verification during implementation:</w:t>
-      </w:r>
-      <w:r>
-        <w:t xml:space="preserve"> 15/15 checks passed (schema,</w:t>
-      </w:r>
-    </w:p>
-    <w:p>
-      <w:pPr/>
-      <w:r>
-        <w:t xml:space="preserve">classification, malformed handling, full replay, detections, nested </w:t>
+        <w:t xml:space="preserve"> rejected), capture-window</w:t>
+      </w:r>
+    </w:p>
+    <w:p>
+      <w:pPr/>
+      <w:r>
+        <w:t xml:space="preserve">correlation metadata (sensor identity, </w:t>
       </w:r>
       <w:r>
         <w:rPr>
           <w:rFonts w:ascii="Consolas" w:hAnsi="Consolas"/>
           <w:shd w:val="clear" w:fill="F2F2F2"/>
         </w:rPr>
-        <w:t xml:space="preserve">--json-out</w:t>
-      </w:r>
-      <w:r>
-        <w:t xml:space="preserve">,</w:t>
-      </w:r>
-    </w:p>
-    <w:p>
-      <w:pPr/>
+        <w:t xml:space="preserve">report_id</w:t>
+      </w:r>
+      <w:r>
+        <w:t xml:space="preserve"> format/uniqueness, PCAP</w:t>
+      </w:r>
+    </w:p>
+    <w:p>
+      <w:pPr/>
+      <w:r>
+        <w:t xml:space="preserve">replay reporting the original window), and the schema validator (1.0/1.1</w:t>
+      </w:r>
+    </w:p>
+    <w:p>
+      <w:pPr/>
+      <w:r>
+        <w:t xml:space="preserve">acceptance, bad-field rejection, window sanity).</w:t>
+      </w:r>
+    </w:p>
+    <w:p>
+      <w:pPr/>
+      <w:r>
+        <w:rPr>
+          <w:b/>
+        </w:rPr>
+        <w:t xml:space="preserve">Schema validation</w:t>
+      </w:r>
+      <w:r>
+        <w:t xml:space="preserve"> — </w:t>
+      </w:r>
       <w:r>
         <w:rPr>
           <w:rFonts w:ascii="Consolas" w:hAnsi="Consolas"/>
           <w:shd w:val="clear" w:fill="F2F2F2"/>
         </w:rPr>
-        <w:t xml:space="preserve">--json-only</w:t>
-      </w:r>
-      <w:r>
-        <w:t xml:space="preserve"> pipe cleanliness via real subprocess).</w:t>
-      </w:r>
-    </w:p>
-    <w:p>
-      <w:pPr/>
-      <w:r>
-        <w:rPr>
-          <w:b/>
-        </w:rPr>
-        <w:t xml:space="preserve">Integration test</w:t>
-      </w:r>
-      <w:r>
-        <w:t xml:space="preserve"> — </w:t>
+        <w:t xml:space="preserve">Project/outputs/validate_report.py</w:t>
+      </w:r>
+      <w:r>
+        <w:t xml:space="preserve"> is the Stage 7</w:t>
+      </w:r>
+    </w:p>
+    <w:p>
+      <w:pPr/>
+      <w:r>
+        <w:t xml:space="preserve">ingestion gate: accepts 1.0 and 1.1 reports, rejects missing/mistyped fields,</w:t>
+      </w:r>
+    </w:p>
+    <w:p>
+      <w:pPr/>
+      <w:r>
+        <w:t xml:space="preserve">flat-string flows, bad timestamps, and invalid </w:t>
       </w:r>
       <w:r>
         <w:rPr>
           <w:rFonts w:ascii="Consolas" w:hAnsi="Consolas"/>
           <w:shd w:val="clear" w:fill="F2F2F2"/>
         </w:rPr>
+        <w:t xml:space="preserve">report_id</w:t>
+      </w:r>
+      <w:r>
+        <w:t xml:space="preserve">s. The integration</w:t>
+      </w:r>
+    </w:p>
+    <w:p>
+      <w:pPr/>
+      <w:r>
+        <w:t xml:space="preserve">test runs it on every capture before evidence is stored.</w:t>
+      </w:r>
+    </w:p>
+    <w:p>
+      <w:pPr/>
+      <w:r>
+        <w:rPr>
+          <w:b/>
+        </w:rPr>
+        <w:t xml:space="preserve">Runtime verification during implementation:</w:t>
+      </w:r>
+      <w:r>
+        <w:t xml:space="preserve"> 15/15 checks passed (schema,</w:t>
+      </w:r>
+    </w:p>
+    <w:p>
+      <w:pPr/>
+      <w:r>
+        <w:t xml:space="preserve">classification, malformed handling, full replay, detections, nested </w:t>
+      </w:r>
+      <w:r>
+        <w:rPr>
+          <w:rFonts w:ascii="Consolas" w:hAnsi="Consolas"/>
+          <w:shd w:val="clear" w:fill="F2F2F2"/>
+        </w:rPr>
+        <w:t xml:space="preserve">--json-out</w:t>
+      </w:r>
+      <w:r>
+        <w:t xml:space="preserve">,</w:t>
+      </w:r>
+    </w:p>
+    <w:p>
+      <w:pPr/>
+      <w:r>
+        <w:rPr>
+          <w:rFonts w:ascii="Consolas" w:hAnsi="Consolas"/>
+          <w:shd w:val="clear" w:fill="F2F2F2"/>
+        </w:rPr>
+        <w:t xml:space="preserve">--json-only</w:t>
+      </w:r>
+      <w:r>
+        <w:t xml:space="preserve"> pipe cleanliness via real subprocess).</w:t>
+      </w:r>
+    </w:p>
+    <w:p>
+      <w:pPr/>
+      <w:r>
+        <w:rPr>
+          <w:b/>
+        </w:rPr>
+        <w:t xml:space="preserve">Integration test</w:t>
+      </w:r>
+      <w:r>
+        <w:t xml:space="preserve"> — </w:t>
+      </w:r>
+      <w:r>
+        <w:rPr>
+          <w:rFonts w:ascii="Consolas" w:hAnsi="Consolas"/>
+          <w:shd w:val="clear" w:fill="F2F2F2"/>
+        </w:rPr>
         <w:t xml:space="preserve">tests/integration_test.sh</w:t>
       </w:r>
       <w:r>
@@ -2265,7 +2600,31 @@
     <w:p>
       <w:pPr/>
       <w:r>
-        <w:t xml:space="preserve">store evidence under </w:t>
+        <w:t xml:space="preserve">**visibility acceptance: the SSH flow must be the known cross-host session AND</w:t>
+      </w:r>
+    </w:p>
+    <w:p>
+      <w:pPr/>
+      <w:r>
+        <w:t xml:space="preserve">an HTTP (80/443) flow must appear — an ARP/broadcast-only capture is a visibility</w:t>
+      </w:r>
+    </w:p>
+    <w:p>
+      <w:pPr/>
+      <w:r>
+        <w:t xml:space="preserve">failure** (hypervisor mirroring misconfigured; see the visibility contract in</w:t>
+      </w:r>
+    </w:p>
+    <w:p>
+      <w:pPr/>
+      <w:r>
+        <w:t xml:space="preserve">the script header and INTEGRATION.md §2) → schema-validate the report → store</w:t>
+      </w:r>
+    </w:p>
+    <w:p>
+      <w:pPr/>
+      <w:r>
+        <w:t xml:space="preserve">evidence under </w:t>
       </w:r>
       <w:r>
         <w:rPr>
@@ -2486,7 +2845,7 @@
               <w:spacing w:after="0"/>
             </w:pPr>
             <w:r>
-              <w:t xml:space="preserve">18-test pytest suite</w:t>
+              <w:t xml:space="preserve">25-test pytest suite</w:t>
             </w:r>
           </w:p>
         </w:tc>
@@ -2882,23 +3241,23 @@
                 <w:rFonts w:ascii="Consolas" w:hAnsi="Consolas"/>
                 <w:shd w:val="clear" w:fill="F2F2F2"/>
               </w:rPr>
-              <w:t xml:space="preserve">consume_report.py</w:t>
-            </w:r>
-            <w:r>
-              <w:t xml:space="preserve">) as the Stage 7 ingestion gate</w:t>
-            </w:r>
-          </w:p>
-        </w:tc>
-        <w:tc>
-          <w:tcPr>
-            <w:tcW w:w="0" w:type="auto"/>
-          </w:tcPr>
-          <w:p>
-            <w:pPr>
-              <w:spacing w:after="0"/>
-            </w:pPr>
-            <w:r>
-              <w:t xml:space="preserve">Stage 7</w:t>
+              <w:t xml:space="preserve">validate_report.py</w:t>
+            </w:r>
+            <w:r>
+              <w:t xml:space="preserve">) consumed as the Stage 7 ingestion gate</w:t>
+            </w:r>
+          </w:p>
+        </w:tc>
+        <w:tc>
+          <w:tcPr>
+            <w:tcW w:w="0" w:type="auto"/>
+          </w:tcPr>
+          <w:p>
+            <w:pPr>
+              <w:spacing w:after="0"/>
+            </w:pPr>
+            <w:r>
+              <w:t xml:space="preserve">✅ implemented — Stage 7 wires it into its poller</w:t>
             </w:r>
           </w:p>
         </w:tc>
